--- a/DOKUMENTACE.docx
+++ b/DOKUMENTACE.docx
@@ -25,7 +25,23 @@
     </w:p>
     <w:p>
       <w:r>
-        <w:t>- Visual Studio Code – editor, ve kterém byl kód napsán</w:t>
+        <w:t xml:space="preserve">- </w:t>
+      </w:r>
+      <w:proofErr w:type="spellStart"/>
+      <w:r>
+        <w:t>Visual</w:t>
+      </w:r>
+      <w:proofErr w:type="spellEnd"/>
+      <w:r>
+        <w:t xml:space="preserve"> Studio </w:t>
+      </w:r>
+      <w:proofErr w:type="spellStart"/>
+      <w:r>
+        <w:t>Code</w:t>
+      </w:r>
+      <w:proofErr w:type="spellEnd"/>
+      <w:r>
+        <w:t xml:space="preserve"> – editor, ve kterém byl kód napsán</w:t>
       </w:r>
     </w:p>
     <w:p>
@@ -40,7 +56,15 @@
     </w:p>
     <w:p>
       <w:r>
-        <w:t>- Multer – knihovna pro příjem nahraného souboru</w:t>
+        <w:t xml:space="preserve">- </w:t>
+      </w:r>
+      <w:proofErr w:type="spellStart"/>
+      <w:r>
+        <w:t>Multer</w:t>
+      </w:r>
+      <w:proofErr w:type="spellEnd"/>
+      <w:r>
+        <w:t xml:space="preserve"> – knihovna pro příjem nahraného souboru</w:t>
       </w:r>
     </w:p>
     <w:p>
@@ -50,7 +74,15 @@
     </w:p>
     <w:p>
       <w:r>
-        <w:t>- PptxGenJS – knihovna pro vytváření PowerPoint souborů</w:t>
+        <w:t xml:space="preserve">- </w:t>
+      </w:r>
+      <w:proofErr w:type="spellStart"/>
+      <w:r>
+        <w:t>PptxGenJS</w:t>
+      </w:r>
+      <w:proofErr w:type="spellEnd"/>
+      <w:r>
+        <w:t xml:space="preserve"> – knihovna pro vytváření PowerPoint souborů</w:t>
       </w:r>
     </w:p>
     <w:p>
@@ -65,7 +97,15 @@
     </w:p>
     <w:p>
       <w:r>
-        <w:t>- Render – hostingová služba, na které aplikace běží</w:t>
+        <w:t xml:space="preserve">- </w:t>
+      </w:r>
+      <w:proofErr w:type="spellStart"/>
+      <w:r>
+        <w:t>Render</w:t>
+      </w:r>
+      <w:proofErr w:type="spellEnd"/>
+      <w:r>
+        <w:t xml:space="preserve"> – hostingová služba, na které aplikace běží</w:t>
       </w:r>
     </w:p>
     <w:p/>
@@ -81,7 +121,31 @@
     </w:p>
     <w:p>
       <w:r>
-        <w:t>Excel soubor (.xlsx, .xls nebo .csv) s výsledky dotazníku spokojenosti cestujících</w:t>
+        <w:t>Excel soubor (.</w:t>
+      </w:r>
+      <w:proofErr w:type="spellStart"/>
+      <w:r>
+        <w:t>xlsx</w:t>
+      </w:r>
+      <w:proofErr w:type="spellEnd"/>
+      <w:r>
+        <w:t>, .</w:t>
+      </w:r>
+      <w:proofErr w:type="spellStart"/>
+      <w:r>
+        <w:t>xls</w:t>
+      </w:r>
+      <w:proofErr w:type="spellEnd"/>
+      <w:r>
+        <w:t xml:space="preserve"> nebo .</w:t>
+      </w:r>
+      <w:proofErr w:type="spellStart"/>
+      <w:r>
+        <w:t>csv</w:t>
+      </w:r>
+      <w:proofErr w:type="spellEnd"/>
+      <w:r>
+        <w:t>) s výsledky dotazníku spokojenosti cestujících</w:t>
       </w:r>
     </w:p>
     <w:p>
@@ -119,7 +183,15 @@
     </w:p>
     <w:p>
       <w:r>
-        <w:t>nebo výběrem ze složky a klikne na tlačítko „Generate report".</w:t>
+        <w:t>nebo výběrem ze složky a klikne na tlačítko „</w:t>
+      </w:r>
+      <w:proofErr w:type="spellStart"/>
+      <w:r>
+        <w:t>Generate</w:t>
+      </w:r>
+      <w:proofErr w:type="spellEnd"/>
+      <w:r>
+        <w:t xml:space="preserve"> report".</w:t>
       </w:r>
     </w:p>
     <w:p/>
@@ -200,6 +272,27 @@
       <w:r>
         <w:t>uživatele.</w:t>
       </w:r>
+    </w:p>
+    <w:p/>
+    <w:p>
+      <w:hyperlink r:id="rId4" w:history="1">
+        <w:r>
+          <w:rPr>
+            <w:rStyle w:val="Hypertextovodkaz"/>
+          </w:rPr>
+          <w:t>https://github.com/Lucy-MeisFault/The-internship-project</w:t>
+        </w:r>
+      </w:hyperlink>
+    </w:p>
+    <w:p>
+      <w:hyperlink r:id="rId5" w:history="1">
+        <w:r>
+          <w:rPr>
+            <w:rStyle w:val="Hypertextovodkaz"/>
+          </w:rPr>
+          <w:t>https://the-internship-project.onrender.com/</w:t>
+        </w:r>
+      </w:hyperlink>
     </w:p>
     <w:p/>
     <w:p/>
@@ -1131,6 +1224,29 @@
       <w:spacing w:val="5"/>
     </w:rPr>
   </w:style>
+  <w:style w:type="character" w:styleId="Hypertextovodkaz">
+    <w:name w:val="Hyperlink"/>
+    <w:basedOn w:val="Standardnpsmoodstavce"/>
+    <w:uiPriority w:val="99"/>
+    <w:unhideWhenUsed/>
+    <w:rsid w:val="0093094D"/>
+    <w:rPr>
+      <w:color w:val="467886" w:themeColor="hyperlink"/>
+      <w:u w:val="single"/>
+    </w:rPr>
+  </w:style>
+  <w:style w:type="character" w:styleId="Nevyeenzmnka">
+    <w:name w:val="Unresolved Mention"/>
+    <w:basedOn w:val="Standardnpsmoodstavce"/>
+    <w:uiPriority w:val="99"/>
+    <w:semiHidden/>
+    <w:unhideWhenUsed/>
+    <w:rsid w:val="0093094D"/>
+    <w:rPr>
+      <w:color w:val="605E5C"/>
+      <w:shd w:val="clear" w:color="auto" w:fill="E1DFDD"/>
+    </w:rPr>
+  </w:style>
 </w:styles>
 </file>
 
